--- a/JACR_Supplement_3_CT_and_UGI_content_audit.docx
+++ b/JACR_Supplement_3_CT_and_UGI_content_audit.docx
@@ -1542,6 +1542,7 @@
       </w:r>
     </w:p>
     <w:sectPr>
+      <w:footerReference w:type="default" r:id="rId9"/>
       <w:pgSz w:w="12240" w:h="15840"/>
       <w:pgMar w:top="1440" w:right="1440" w:bottom="1440" w:left="1440" w:header="720" w:footer="720" w:gutter="0"/>
       <w:cols w:space="720"/>
@@ -1549,6 +1550,22 @@
     </w:sectPr>
   </w:body>
 </w:document>
+</file>
+
+<file path=word/footer1.xml><?xml version="1.0" encoding="utf-8"?>
+<w:ftr xmlns:m="http://schemas.openxmlformats.org/officeDocument/2006/math" xmlns:mc="http://schemas.openxmlformats.org/markup-compatibility/2006" xmlns:mo="http://schemas.microsoft.com/office/mac/office/2008/main" xmlns:mv="urn:schemas-microsoft-com:mac:vml" xmlns:o="urn:schemas-microsoft-com:office:office" xmlns:r="http://schemas.openxmlformats.org/officeDocument/2006/relationships" xmlns:v="urn:schemas-microsoft-com:vml" xmlns:w10="urn:schemas-microsoft-com:office:word" xmlns:w14="http://schemas.microsoft.com/office/word/2010/wordml" xmlns:w="http://schemas.openxmlformats.org/wordprocessingml/2006/main" xmlns:wne="http://schemas.microsoft.com/office/word/2006/wordml" xmlns:wp14="http://schemas.microsoft.com/office/word/2010/wordprocessingDrawing" xmlns:wp="http://schemas.openxmlformats.org/drawingml/2006/wordprocessingDrawing" xmlns:wpc="http://schemas.microsoft.com/office/word/2010/wordprocessingCanvas" xmlns:wpg="http://schemas.microsoft.com/office/word/2010/wordprocessingGroup" xmlns:wpi="http://schemas.microsoft.com/office/word/2010/wordprocessingInk" xmlns:wps="http://schemas.microsoft.com/office/word/2010/wordprocessingShape" mc:Ignorable="w14 wp14">
+  <w:p>
+    <w:pPr>
+      <w:pStyle w:val="Footer"/>
+      <w:jc w:val="center"/>
+    </w:pPr>
+    <w:fldSimple w:instr="PAGE">
+      <w:r>
+        <w:t>1</w:t>
+      </w:r>
+    </w:fldSimple>
+  </w:p>
+</w:ftr>
 </file>
 
 <file path=word/numbering.xml><?xml version="1.0" encoding="utf-8"?>
@@ -1915,7 +1932,7 @@
     <w:qFormat/>
     <w:rsid w:val="00FC693F"/>
     <w:rPr>
-      <w:rFonts w:ascii="Times New Roman" w:hAnsi="Times New Roman"/>
+      <w:rFonts w:ascii="Times New Roman" w:hAnsi="Times New Roman" w:eastAsia="Times New Roman"/>
       <w:sz w:val="22"/>
     </w:rPr>
   </w:style>
@@ -1978,11 +1995,12 @@
       <w:outlineLvl w:val="0"/>
     </w:pPr>
     <w:rPr>
-      <w:rFonts w:asciiTheme="majorHAnsi" w:eastAsiaTheme="majorEastAsia" w:hAnsiTheme="majorHAnsi" w:cstheme="majorBidi"/>
+      <w:rFonts w:ascii="Times New Roman" w:hAnsi="Times New Roman" w:eastAsia="Times New Roman" w:cs="Times New Roman"/>
       <w:b/>
       <w:bCs/>
-      <w:color w:val="365F91" w:themeColor="accent1" w:themeShade="BF"/>
-      <w:sz w:val="28"/>
+      <w:i w:val="0"/>
+      <w:color w:val="000000"/>
+      <w:sz w:val="26"/>
       <w:szCs w:val="28"/>
     </w:rPr>
   </w:style>
@@ -2002,11 +2020,12 @@
       <w:outlineLvl w:val="1"/>
     </w:pPr>
     <w:rPr>
-      <w:rFonts w:asciiTheme="majorHAnsi" w:eastAsiaTheme="majorEastAsia" w:hAnsiTheme="majorHAnsi" w:cstheme="majorBidi"/>
+      <w:rFonts w:ascii="Times New Roman" w:hAnsi="Times New Roman" w:eastAsia="Times New Roman" w:cs="Times New Roman"/>
       <w:b/>
       <w:bCs/>
-      <w:color w:val="4F81BD" w:themeColor="accent1"/>
-      <w:sz w:val="26"/>
+      <w:i/>
+      <w:color w:val="000000"/>
+      <w:sz w:val="24"/>
       <w:szCs w:val="26"/>
     </w:rPr>
   </w:style>
@@ -2260,18 +2279,17 @@
     <w:qFormat/>
     <w:rsid w:val="00FC693F"/>
     <w:pPr>
-      <w:pBdr>
-        <w:bottom w:val="single" w:sz="8" w:space="4" w:color="4F81BD" w:themeColor="accent1"/>
-      </w:pBdr>
       <w:spacing w:after="300" w:line="240" w:lineRule="auto"/>
       <w:contextualSpacing/>
     </w:pPr>
     <w:rPr>
-      <w:rFonts w:asciiTheme="majorHAnsi" w:eastAsiaTheme="majorEastAsia" w:hAnsiTheme="majorHAnsi" w:cstheme="majorBidi"/>
-      <w:color w:val="17365D" w:themeColor="text2" w:themeShade="BF"/>
+      <w:rFonts w:ascii="Times New Roman" w:hAnsi="Times New Roman" w:eastAsia="Times New Roman" w:cs="Times New Roman"/>
+      <w:b/>
+      <w:i w:val="0"/>
+      <w:color w:val="000000"/>
       <w:spacing w:val="5"/>
       <w:kern w:val="28"/>
-      <w:sz w:val="52"/>
+      <w:sz w:val="32"/>
       <w:szCs w:val="52"/>
     </w:rPr>
   </w:style>

--- a/JACR_Supplement_3_CT_and_UGI_content_audit.docx
+++ b/JACR_Supplement_3_CT_and_UGI_content_audit.docx
@@ -27,7 +27,7 @@
         <w:rPr>
           <w:b/>
         </w:rPr>
-        <w:t>Table S7. Documented content of the CT and upper gastrointestinal series index examinations</w:t>
+        <w:t>Table S8. Documented content of the CT and upper gastrointestinal series index examinations</w:t>
       </w:r>
     </w:p>
     <w:tbl>
@@ -198,7 +198,7 @@
                 <w:rFonts w:ascii="Times New Roman" w:hAnsi="Times New Roman"/>
                 <w:sz w:val="17"/>
               </w:rPr>
-              <w:t>Abdominal CT (n=320)</w:t>
+              <w:t>Abdominal CT (n=313)</w:t>
             </w:r>
           </w:p>
         </w:tc>
@@ -246,7 +246,7 @@
                 <w:rFonts w:ascii="Times New Roman" w:hAnsi="Times New Roman"/>
                 <w:sz w:val="17"/>
               </w:rPr>
-              <w:t>52 (16.2)</w:t>
+              <w:t>50 (16.0)</w:t>
             </w:r>
           </w:p>
         </w:tc>
@@ -270,7 +270,7 @@
                 <w:rFonts w:ascii="Times New Roman" w:hAnsi="Times New Roman"/>
                 <w:sz w:val="17"/>
               </w:rPr>
-              <w:t>42/52 (81%)</w:t>
+              <w:t>40/50 (80%)</w:t>
             </w:r>
           </w:p>
         </w:tc>
@@ -294,7 +294,7 @@
                 <w:rFonts w:ascii="Times New Roman" w:hAnsi="Times New Roman"/>
                 <w:sz w:val="17"/>
               </w:rPr>
-              <w:t>127/268 (47%)</w:t>
+              <w:t>125/263 (48%)</w:t>
             </w:r>
           </w:p>
         </w:tc>
@@ -320,7 +320,7 @@
                 <w:rFonts w:ascii="Times New Roman" w:hAnsi="Times New Roman"/>
                 <w:sz w:val="17"/>
               </w:rPr>
-              <w:t>Abdominal CT (n=320)</w:t>
+              <w:t>Abdominal CT (n=313)</w:t>
             </w:r>
           </w:p>
         </w:tc>
@@ -368,7 +368,7 @@
                 <w:rFonts w:ascii="Times New Roman" w:hAnsi="Times New Roman"/>
                 <w:sz w:val="17"/>
               </w:rPr>
-              <w:t>116 (36.2)</w:t>
+              <w:t>115 (36.7)</w:t>
             </w:r>
           </w:p>
         </w:tc>
@@ -392,7 +392,7 @@
                 <w:rFonts w:ascii="Times New Roman" w:hAnsi="Times New Roman"/>
                 <w:sz w:val="17"/>
               </w:rPr>
-              <w:t>114/116 (98%)</w:t>
+              <w:t>113/115 (98%)</w:t>
             </w:r>
           </w:p>
         </w:tc>
@@ -416,7 +416,7 @@
                 <w:rFonts w:ascii="Times New Roman" w:hAnsi="Times New Roman"/>
                 <w:sz w:val="17"/>
               </w:rPr>
-              <w:t>55/204 (27%)</w:t>
+              <w:t>52/198 (26%)</w:t>
             </w:r>
           </w:p>
         </w:tc>
@@ -442,7 +442,7 @@
                 <w:rFonts w:ascii="Times New Roman" w:hAnsi="Times New Roman"/>
                 <w:sz w:val="17"/>
               </w:rPr>
-              <w:t>Abdominal CT (n=320)</w:t>
+              <w:t>Abdominal CT (n=313)</w:t>
             </w:r>
           </w:p>
         </w:tc>
@@ -490,7 +490,7 @@
                 <w:rFonts w:ascii="Times New Roman" w:hAnsi="Times New Roman"/>
                 <w:sz w:val="17"/>
               </w:rPr>
-              <w:t>73 (22.8)</w:t>
+              <w:t>73 (23.3)</w:t>
             </w:r>
           </w:p>
         </w:tc>
@@ -538,7 +538,7 @@
                 <w:rFonts w:ascii="Times New Roman" w:hAnsi="Times New Roman"/>
                 <w:sz w:val="17"/>
               </w:rPr>
-              <w:t>126/247 (51%)</w:t>
+              <w:t>122/240 (51%)</w:t>
             </w:r>
           </w:p>
         </w:tc>
@@ -564,7 +564,7 @@
                 <w:rFonts w:ascii="Times New Roman" w:hAnsi="Times New Roman"/>
                 <w:sz w:val="17"/>
               </w:rPr>
-              <w:t>Abdominal CT (n=320)</w:t>
+              <w:t>Abdominal CT (n=313)</w:t>
             </w:r>
           </w:p>
         </w:tc>
@@ -612,7 +612,7 @@
                 <w:rFonts w:ascii="Times New Roman" w:hAnsi="Times New Roman"/>
                 <w:sz w:val="17"/>
               </w:rPr>
-              <w:t>43 (13.4)</w:t>
+              <w:t>42 (13.4)</w:t>
             </w:r>
           </w:p>
         </w:tc>
@@ -636,7 +636,7 @@
                 <w:rFonts w:ascii="Times New Roman" w:hAnsi="Times New Roman"/>
                 <w:sz w:val="17"/>
               </w:rPr>
-              <w:t>34/43 (79%)</w:t>
+              <w:t>33/42 (79%)</w:t>
             </w:r>
           </w:p>
         </w:tc>
@@ -660,7 +660,7 @@
                 <w:rFonts w:ascii="Times New Roman" w:hAnsi="Times New Roman"/>
                 <w:sz w:val="17"/>
               </w:rPr>
-              <w:t>135/277 (49%)</w:t>
+              <w:t>132/271 (49%)</w:t>
             </w:r>
           </w:p>
         </w:tc>
@@ -686,7 +686,7 @@
                 <w:rFonts w:ascii="Times New Roman" w:hAnsi="Times New Roman"/>
                 <w:sz w:val="17"/>
               </w:rPr>
-              <w:t>Abdominal CT (n=320)</w:t>
+              <w:t>Abdominal CT (n=313)</w:t>
             </w:r>
           </w:p>
         </w:tc>
@@ -734,7 +734,7 @@
                 <w:rFonts w:ascii="Times New Roman" w:hAnsi="Times New Roman"/>
                 <w:sz w:val="17"/>
               </w:rPr>
-              <w:t>124 (38.8)</w:t>
+              <w:t>119 (38.0)</w:t>
             </w:r>
           </w:p>
         </w:tc>
@@ -758,7 +758,7 @@
                 <w:rFonts w:ascii="Times New Roman" w:hAnsi="Times New Roman"/>
                 <w:sz w:val="17"/>
               </w:rPr>
-              <w:t>78/124 (63%)</w:t>
+              <w:t>76/119 (64%)</w:t>
             </w:r>
           </w:p>
         </w:tc>
@@ -782,7 +782,7 @@
                 <w:rFonts w:ascii="Times New Roman" w:hAnsi="Times New Roman"/>
                 <w:sz w:val="17"/>
               </w:rPr>
-              <w:t>91/196 (46%)</w:t>
+              <w:t>89/194 (46%)</w:t>
             </w:r>
           </w:p>
         </w:tc>
@@ -808,7 +808,7 @@
                 <w:rFonts w:ascii="Times New Roman" w:hAnsi="Times New Roman"/>
                 <w:sz w:val="17"/>
               </w:rPr>
-              <w:t>Upper gastrointestinal series (n=301)</w:t>
+              <w:t>Upper gastrointestinal series (n=293)</w:t>
             </w:r>
           </w:p>
         </w:tc>
@@ -856,7 +856,7 @@
                 <w:rFonts w:ascii="Times New Roman" w:hAnsi="Times New Roman"/>
                 <w:sz w:val="17"/>
               </w:rPr>
-              <w:t>154 (51.2)</w:t>
+              <w:t>152 (51.9)</w:t>
             </w:r>
           </w:p>
         </w:tc>
@@ -880,7 +880,7 @@
                 <w:rFonts w:ascii="Times New Roman" w:hAnsi="Times New Roman"/>
                 <w:sz w:val="17"/>
               </w:rPr>
-              <w:t>153/154 (99%)</w:t>
+              <w:t>151/152 (99%)</w:t>
             </w:r>
           </w:p>
         </w:tc>
@@ -904,7 +904,7 @@
                 <w:rFonts w:ascii="Times New Roman" w:hAnsi="Times New Roman"/>
                 <w:sz w:val="17"/>
               </w:rPr>
-              <w:t>84/147 (57%)</w:t>
+              <w:t>79/141 (56%)</w:t>
             </w:r>
           </w:p>
         </w:tc>
@@ -930,7 +930,7 @@
                 <w:rFonts w:ascii="Times New Roman" w:hAnsi="Times New Roman"/>
                 <w:sz w:val="17"/>
               </w:rPr>
-              <w:t>Upper gastrointestinal series (n=301)</w:t>
+              <w:t>Upper gastrointestinal series (n=293)</w:t>
             </w:r>
           </w:p>
         </w:tc>
@@ -978,7 +978,7 @@
                 <w:rFonts w:ascii="Times New Roman" w:hAnsi="Times New Roman"/>
                 <w:sz w:val="17"/>
               </w:rPr>
-              <w:t>140 (46.5)</w:t>
+              <w:t>139 (47.4)</w:t>
             </w:r>
           </w:p>
         </w:tc>
@@ -1002,7 +1002,7 @@
                 <w:rFonts w:ascii="Times New Roman" w:hAnsi="Times New Roman"/>
                 <w:sz w:val="17"/>
               </w:rPr>
-              <w:t>140/140 (100%)</w:t>
+              <w:t>139/139 (100%)</w:t>
             </w:r>
           </w:p>
         </w:tc>
@@ -1026,7 +1026,7 @@
                 <w:rFonts w:ascii="Times New Roman" w:hAnsi="Times New Roman"/>
                 <w:sz w:val="17"/>
               </w:rPr>
-              <w:t>97/161 (60%)</w:t>
+              <w:t>91/154 (59%)</w:t>
             </w:r>
           </w:p>
         </w:tc>
@@ -1052,7 +1052,7 @@
                 <w:rFonts w:ascii="Times New Roman" w:hAnsi="Times New Roman"/>
                 <w:sz w:val="17"/>
               </w:rPr>
-              <w:t>Upper gastrointestinal series (n=301)</w:t>
+              <w:t>Upper gastrointestinal series (n=293)</w:t>
             </w:r>
           </w:p>
         </w:tc>
@@ -1100,7 +1100,7 @@
                 <w:rFonts w:ascii="Times New Roman" w:hAnsi="Times New Roman"/>
                 <w:sz w:val="17"/>
               </w:rPr>
-              <w:t>213 (70.8)</w:t>
+              <w:t>206 (70.3)</w:t>
             </w:r>
           </w:p>
         </w:tc>
@@ -1124,7 +1124,7 @@
                 <w:rFonts w:ascii="Times New Roman" w:hAnsi="Times New Roman"/>
                 <w:sz w:val="17"/>
               </w:rPr>
-              <w:t>200/213 (94%)</w:t>
+              <w:t>193/206 (94%)</w:t>
             </w:r>
           </w:p>
         </w:tc>
@@ -1148,7 +1148,7 @@
                 <w:rFonts w:ascii="Times New Roman" w:hAnsi="Times New Roman"/>
                 <w:sz w:val="17"/>
               </w:rPr>
-              <w:t>37/88 (42%)</w:t>
+              <w:t>37/87 (43%)</w:t>
             </w:r>
           </w:p>
         </w:tc>
@@ -1174,7 +1174,7 @@
                 <w:rFonts w:ascii="Times New Roman" w:hAnsi="Times New Roman"/>
                 <w:sz w:val="17"/>
               </w:rPr>
-              <w:t>Upper gastrointestinal series (n=301)</w:t>
+              <w:t>Upper gastrointestinal series (n=293)</w:t>
             </w:r>
           </w:p>
         </w:tc>
@@ -1222,7 +1222,7 @@
                 <w:rFonts w:ascii="Times New Roman" w:hAnsi="Times New Roman"/>
                 <w:sz w:val="17"/>
               </w:rPr>
-              <w:t>200 (66.4)</w:t>
+              <w:t>196 (66.9)</w:t>
             </w:r>
           </w:p>
         </w:tc>
@@ -1246,7 +1246,7 @@
                 <w:rFonts w:ascii="Times New Roman" w:hAnsi="Times New Roman"/>
                 <w:sz w:val="17"/>
               </w:rPr>
-              <w:t>180/200 (90%)</w:t>
+              <w:t>176/196 (90%)</w:t>
             </w:r>
           </w:p>
         </w:tc>
@@ -1270,7 +1270,7 @@
                 <w:rFonts w:ascii="Times New Roman" w:hAnsi="Times New Roman"/>
                 <w:sz w:val="17"/>
               </w:rPr>
-              <w:t>57/101 (56%)</w:t>
+              <w:t>54/97 (56%)</w:t>
             </w:r>
           </w:p>
         </w:tc>
@@ -1296,7 +1296,7 @@
                 <w:rFonts w:ascii="Times New Roman" w:hAnsi="Times New Roman"/>
                 <w:sz w:val="17"/>
               </w:rPr>
-              <w:t>Upper gastrointestinal series (n=301)</w:t>
+              <w:t>Upper gastrointestinal series (n=293)</w:t>
             </w:r>
           </w:p>
         </w:tc>
@@ -1344,7 +1344,7 @@
                 <w:rFonts w:ascii="Times New Roman" w:hAnsi="Times New Roman"/>
                 <w:sz w:val="17"/>
               </w:rPr>
-              <w:t>286 (95.0)</w:t>
+              <w:t>278 (94.9)</w:t>
             </w:r>
           </w:p>
         </w:tc>
@@ -1368,7 +1368,7 @@
                 <w:rFonts w:ascii="Times New Roman" w:hAnsi="Times New Roman"/>
                 <w:sz w:val="17"/>
               </w:rPr>
-              <w:t>224/286 (78%)</w:t>
+              <w:t>217/278 (78%)</w:t>
             </w:r>
           </w:p>
         </w:tc>
@@ -1418,7 +1418,7 @@
                 <w:rFonts w:ascii="Times New Roman" w:hAnsi="Times New Roman"/>
                 <w:sz w:val="17"/>
               </w:rPr>
-              <w:t>Upper gastrointestinal series (n=301)</w:t>
+              <w:t>Upper gastrointestinal series (n=293)</w:t>
             </w:r>
           </w:p>
         </w:tc>
@@ -1466,7 +1466,7 @@
                 <w:rFonts w:ascii="Times New Roman" w:hAnsi="Times New Roman"/>
                 <w:sz w:val="17"/>
               </w:rPr>
-              <w:t>17 (5.6)</w:t>
+              <w:t>17 (5.8)</w:t>
             </w:r>
           </w:p>
         </w:tc>
@@ -1514,7 +1514,7 @@
                 <w:rFonts w:ascii="Times New Roman" w:hAnsi="Times New Roman"/>
                 <w:sz w:val="17"/>
               </w:rPr>
-              <w:t>221/284 (78%)</w:t>
+              <w:t>214/276 (78%)</w:t>
             </w:r>
           </w:p>
         </w:tc>
@@ -1530,7 +1530,7 @@
         <w:spacing w:after="160"/>
       </w:pPr>
       <w:r>
-        <w:t>Content was coded from the findings and conclusion text of each index examination episode using the patterns in Supplement 1, Section H. Detection percentages are report-level detection among surgically confirmed children, conditional on whether the element was documented. The CT row "Duodenum mentioned" counts any mention of the duodenum in the report text and is not a record that duodenal position was assessed. As with the ultrasound audit in the main manuscript, these are associations within routine reports and are not adjusted for indication, age or era: a report describing a mesenteric whirl is likely to conclude that malrotation is present. The tabulation is informative for how often each element was documented, not for the strength of these associations.</w:t>
+        <w:t>Content was coded from the findings and conclusion text of each index examination episode using the patterns in Supplement 1, Section H. Detection percentages are report-level detection among surgically confirmed children, conditional on whether the element was documented. Unlike the ultrasound items, which were coded by two readers (Supplement 1, Section K), these patterns were not checked against a manual reading. The CT row "Duodenum mentioned" counts any mention of the duodenum in the report text and is not a record that duodenal position was assessed. As with the ultrasound audit in the main manuscript, these are associations within routine reports and are not adjusted for indication, age or era: a report describing a mesenteric whirl is likely to conclude that malrotation is present. The tabulation is informative for how often each element was documented, not for the strength of these associations.</w:t>
       </w:r>
     </w:p>
     <w:p>
@@ -1538,7 +1538,7 @@
         <w:spacing w:after="160"/>
       </w:pPr>
       <w:r>
-        <w:t>Two features of these reports bear on the ultrasound findings. The upper gastrointestinal series was the only modality whose routine reports documented the duodenojejunal junction, the anatomical landmark that defines malrotation, in about half of examinations (51.2%), and jejunal position in 70.8%. The mesenteric whirl was documented in only 36.2% of CT examinations, and contrast enhancement, which renders the whirl visible, was used in only 16.2%; together these account for most of the observed CT detection rate.</w:t>
+        <w:t>Two features of these reports bear on the ultrasound findings. The upper gastrointestinal series was the only modality whose routine reports documented the duodenojejunal junction, the anatomical landmark that defines malrotation, in about half of examinations (51.9%), and jejunal position in 70.3%. The mesenteric whirl was documented in only 36.7% of CT examinations, and contrast enhancement, which renders the whirl visible, was used in only 16.0%; together these account for most of the observed CT detection rate.</w:t>
       </w:r>
     </w:p>
     <w:sectPr>

--- a/JACR_Supplement_3_CT_and_UGI_content_audit.docx
+++ b/JACR_Supplement_3_CT_and_UGI_content_audit.docx
@@ -70,6 +70,7 @@
               <w:rPr>
                 <w:rFonts w:ascii="Times New Roman" w:hAnsi="Times New Roman"/>
                 <w:b/>
+                <w:i w:val="0"/>
                 <w:sz w:val="17"/>
               </w:rPr>
               <w:t>Modality</w:t>
@@ -95,6 +96,7 @@
               <w:rPr>
                 <w:rFonts w:ascii="Times New Roman" w:hAnsi="Times New Roman"/>
                 <w:b/>
+                <w:i w:val="0"/>
                 <w:sz w:val="17"/>
               </w:rPr>
               <w:t>Documented content</w:t>
@@ -120,6 +122,7 @@
               <w:rPr>
                 <w:rFonts w:ascii="Times New Roman" w:hAnsi="Times New Roman"/>
                 <w:b/>
+                <w:i w:val="0"/>
                 <w:sz w:val="17"/>
               </w:rPr>
               <w:t>n (%) of reports</w:t>
@@ -145,6 +148,7 @@
               <w:rPr>
                 <w:rFonts w:ascii="Times New Roman" w:hAnsi="Times New Roman"/>
                 <w:b/>
+                <w:i w:val="0"/>
                 <w:sz w:val="17"/>
               </w:rPr>
               <w:t>Detection when documented</w:t>
@@ -170,6 +174,7 @@
               <w:rPr>
                 <w:rFonts w:ascii="Times New Roman" w:hAnsi="Times New Roman"/>
                 <w:b/>
+                <w:i w:val="0"/>
                 <w:sz w:val="17"/>
               </w:rPr>
               <w:t>Detection when not documented</w:t>
@@ -196,6 +201,7 @@
             <w:r>
               <w:rPr>
                 <w:rFonts w:ascii="Times New Roman" w:hAnsi="Times New Roman"/>
+                <w:i w:val="0"/>
                 <w:sz w:val="17"/>
               </w:rPr>
               <w:t>Abdominal CT (n=313)</w:t>
@@ -220,6 +226,7 @@
             <w:r>
               <w:rPr>
                 <w:rFonts w:ascii="Times New Roman" w:hAnsi="Times New Roman"/>
+                <w:i w:val="0"/>
                 <w:sz w:val="17"/>
               </w:rPr>
               <w:t>Contrast enhancement</w:t>
@@ -244,6 +251,7 @@
             <w:r>
               <w:rPr>
                 <w:rFonts w:ascii="Times New Roman" w:hAnsi="Times New Roman"/>
+                <w:i w:val="0"/>
                 <w:sz w:val="17"/>
               </w:rPr>
               <w:t>50 (16.0)</w:t>
@@ -268,6 +276,7 @@
             <w:r>
               <w:rPr>
                 <w:rFonts w:ascii="Times New Roman" w:hAnsi="Times New Roman"/>
+                <w:i w:val="0"/>
                 <w:sz w:val="17"/>
               </w:rPr>
               <w:t>40/50 (80%)</w:t>
@@ -292,6 +301,7 @@
             <w:r>
               <w:rPr>
                 <w:rFonts w:ascii="Times New Roman" w:hAnsi="Times New Roman"/>
+                <w:i w:val="0"/>
                 <w:sz w:val="17"/>
               </w:rPr>
               <w:t>125/263 (48%)</w:t>
@@ -318,6 +328,7 @@
             <w:r>
               <w:rPr>
                 <w:rFonts w:ascii="Times New Roman" w:hAnsi="Times New Roman"/>
+                <w:i w:val="0"/>
                 <w:sz w:val="17"/>
               </w:rPr>
               <w:t>Abdominal CT (n=313)</w:t>
@@ -342,6 +353,7 @@
             <w:r>
               <w:rPr>
                 <w:rFonts w:ascii="Times New Roman" w:hAnsi="Times New Roman"/>
+                <w:i w:val="0"/>
                 <w:sz w:val="17"/>
               </w:rPr>
               <w:t>Mesenteric whirl</w:t>
@@ -366,6 +378,7 @@
             <w:r>
               <w:rPr>
                 <w:rFonts w:ascii="Times New Roman" w:hAnsi="Times New Roman"/>
+                <w:i w:val="0"/>
                 <w:sz w:val="17"/>
               </w:rPr>
               <w:t>115 (36.7)</w:t>
@@ -390,6 +403,7 @@
             <w:r>
               <w:rPr>
                 <w:rFonts w:ascii="Times New Roman" w:hAnsi="Times New Roman"/>
+                <w:i w:val="0"/>
                 <w:sz w:val="17"/>
               </w:rPr>
               <w:t>113/115 (98%)</w:t>
@@ -414,6 +428,7 @@
             <w:r>
               <w:rPr>
                 <w:rFonts w:ascii="Times New Roman" w:hAnsi="Times New Roman"/>
+                <w:i w:val="0"/>
                 <w:sz w:val="17"/>
               </w:rPr>
               <w:t>52/198 (26%)</w:t>
@@ -440,6 +455,7 @@
             <w:r>
               <w:rPr>
                 <w:rFonts w:ascii="Times New Roman" w:hAnsi="Times New Roman"/>
+                <w:i w:val="0"/>
                 <w:sz w:val="17"/>
               </w:rPr>
               <w:t>Abdominal CT (n=313)</w:t>
@@ -464,6 +480,7 @@
             <w:r>
               <w:rPr>
                 <w:rFonts w:ascii="Times New Roman" w:hAnsi="Times New Roman"/>
+                <w:i w:val="0"/>
                 <w:sz w:val="17"/>
               </w:rPr>
               <w:t>Duodenum mentioned</w:t>
@@ -488,6 +505,7 @@
             <w:r>
               <w:rPr>
                 <w:rFonts w:ascii="Times New Roman" w:hAnsi="Times New Roman"/>
+                <w:i w:val="0"/>
                 <w:sz w:val="17"/>
               </w:rPr>
               <w:t>73 (23.3)</w:t>
@@ -512,6 +530,7 @@
             <w:r>
               <w:rPr>
                 <w:rFonts w:ascii="Times New Roman" w:hAnsi="Times New Roman"/>
+                <w:i w:val="0"/>
                 <w:sz w:val="17"/>
               </w:rPr>
               <w:t>43/73 (59%)</w:t>
@@ -536,6 +555,7 @@
             <w:r>
               <w:rPr>
                 <w:rFonts w:ascii="Times New Roman" w:hAnsi="Times New Roman"/>
+                <w:i w:val="0"/>
                 <w:sz w:val="17"/>
               </w:rPr>
               <w:t>122/240 (51%)</w:t>
@@ -562,6 +582,7 @@
             <w:r>
               <w:rPr>
                 <w:rFonts w:ascii="Times New Roman" w:hAnsi="Times New Roman"/>
+                <w:i w:val="0"/>
                 <w:sz w:val="17"/>
               </w:rPr>
               <w:t>Abdominal CT (n=313)</w:t>
@@ -586,6 +607,7 @@
             <w:r>
               <w:rPr>
                 <w:rFonts w:ascii="Times New Roman" w:hAnsi="Times New Roman"/>
+                <w:i w:val="0"/>
                 <w:sz w:val="17"/>
               </w:rPr>
               <w:t>Mesenteric-vessel relationship</w:t>
@@ -610,6 +632,7 @@
             <w:r>
               <w:rPr>
                 <w:rFonts w:ascii="Times New Roman" w:hAnsi="Times New Roman"/>
+                <w:i w:val="0"/>
                 <w:sz w:val="17"/>
               </w:rPr>
               <w:t>42 (13.4)</w:t>
@@ -634,6 +657,7 @@
             <w:r>
               <w:rPr>
                 <w:rFonts w:ascii="Times New Roman" w:hAnsi="Times New Roman"/>
+                <w:i w:val="0"/>
                 <w:sz w:val="17"/>
               </w:rPr>
               <w:t>33/42 (79%)</w:t>
@@ -658,6 +682,7 @@
             <w:r>
               <w:rPr>
                 <w:rFonts w:ascii="Times New Roman" w:hAnsi="Times New Roman"/>
+                <w:i w:val="0"/>
                 <w:sz w:val="17"/>
               </w:rPr>
               <w:t>132/271 (49%)</w:t>
@@ -684,6 +709,7 @@
             <w:r>
               <w:rPr>
                 <w:rFonts w:ascii="Times New Roman" w:hAnsi="Times New Roman"/>
+                <w:i w:val="0"/>
                 <w:sz w:val="17"/>
               </w:rPr>
               <w:t>Abdominal CT (n=313)</w:t>
@@ -708,6 +734,7 @@
             <w:r>
               <w:rPr>
                 <w:rFonts w:ascii="Times New Roman" w:hAnsi="Times New Roman"/>
+                <w:i w:val="0"/>
                 <w:sz w:val="17"/>
               </w:rPr>
               <w:t>Three-dimensional reconstruction</w:t>
@@ -732,6 +759,7 @@
             <w:r>
               <w:rPr>
                 <w:rFonts w:ascii="Times New Roman" w:hAnsi="Times New Roman"/>
+                <w:i w:val="0"/>
                 <w:sz w:val="17"/>
               </w:rPr>
               <w:t>119 (38.0)</w:t>
@@ -756,6 +784,7 @@
             <w:r>
               <w:rPr>
                 <w:rFonts w:ascii="Times New Roman" w:hAnsi="Times New Roman"/>
+                <w:i w:val="0"/>
                 <w:sz w:val="17"/>
               </w:rPr>
               <w:t>76/119 (64%)</w:t>
@@ -780,6 +809,7 @@
             <w:r>
               <w:rPr>
                 <w:rFonts w:ascii="Times New Roman" w:hAnsi="Times New Roman"/>
+                <w:i w:val="0"/>
                 <w:sz w:val="17"/>
               </w:rPr>
               <w:t>89/194 (46%)</w:t>
@@ -806,9 +836,10 @@
             <w:r>
               <w:rPr>
                 <w:rFonts w:ascii="Times New Roman" w:hAnsi="Times New Roman"/>
+                <w:i w:val="0"/>
                 <w:sz w:val="17"/>
               </w:rPr>
-              <w:t>Upper gastrointestinal series (n=293)</w:t>
+              <w:t>UGI series (n=293)</w:t>
             </w:r>
           </w:p>
         </w:tc>
@@ -830,6 +861,7 @@
             <w:r>
               <w:rPr>
                 <w:rFonts w:ascii="Times New Roman" w:hAnsi="Times New Roman"/>
+                <w:i w:val="0"/>
                 <w:sz w:val="17"/>
               </w:rPr>
               <w:t>Duodenojejunal junction</w:t>
@@ -854,6 +886,7 @@
             <w:r>
               <w:rPr>
                 <w:rFonts w:ascii="Times New Roman" w:hAnsi="Times New Roman"/>
+                <w:i w:val="0"/>
                 <w:sz w:val="17"/>
               </w:rPr>
               <w:t>152 (51.9)</w:t>
@@ -878,6 +911,7 @@
             <w:r>
               <w:rPr>
                 <w:rFonts w:ascii="Times New Roman" w:hAnsi="Times New Roman"/>
+                <w:i w:val="0"/>
                 <w:sz w:val="17"/>
               </w:rPr>
               <w:t>151/152 (99%)</w:t>
@@ -902,6 +936,7 @@
             <w:r>
               <w:rPr>
                 <w:rFonts w:ascii="Times New Roman" w:hAnsi="Times New Roman"/>
+                <w:i w:val="0"/>
                 <w:sz w:val="17"/>
               </w:rPr>
               <w:t>79/141 (56%)</w:t>
@@ -928,9 +963,10 @@
             <w:r>
               <w:rPr>
                 <w:rFonts w:ascii="Times New Roman" w:hAnsi="Times New Roman"/>
+                <w:i w:val="0"/>
                 <w:sz w:val="17"/>
               </w:rPr>
-              <w:t>Upper gastrointestinal series (n=293)</w:t>
+              <w:t>UGI series (n=293)</w:t>
             </w:r>
           </w:p>
         </w:tc>
@@ -952,6 +988,7 @@
             <w:r>
               <w:rPr>
                 <w:rFonts w:ascii="Times New Roman" w:hAnsi="Times New Roman"/>
+                <w:i w:val="0"/>
                 <w:sz w:val="17"/>
               </w:rPr>
               <w:t>Corkscrew / spring appearance</w:t>
@@ -976,6 +1013,7 @@
             <w:r>
               <w:rPr>
                 <w:rFonts w:ascii="Times New Roman" w:hAnsi="Times New Roman"/>
+                <w:i w:val="0"/>
                 <w:sz w:val="17"/>
               </w:rPr>
               <w:t>139 (47.4)</w:t>
@@ -1000,6 +1038,7 @@
             <w:r>
               <w:rPr>
                 <w:rFonts w:ascii="Times New Roman" w:hAnsi="Times New Roman"/>
+                <w:i w:val="0"/>
                 <w:sz w:val="17"/>
               </w:rPr>
               <w:t>139/139 (100%)</w:t>
@@ -1024,6 +1063,7 @@
             <w:r>
               <w:rPr>
                 <w:rFonts w:ascii="Times New Roman" w:hAnsi="Times New Roman"/>
+                <w:i w:val="0"/>
                 <w:sz w:val="17"/>
               </w:rPr>
               <w:t>91/154 (59%)</w:t>
@@ -1050,9 +1090,10 @@
             <w:r>
               <w:rPr>
                 <w:rFonts w:ascii="Times New Roman" w:hAnsi="Times New Roman"/>
+                <w:i w:val="0"/>
                 <w:sz w:val="17"/>
               </w:rPr>
-              <w:t>Upper gastrointestinal series (n=293)</w:t>
+              <w:t>UGI series (n=293)</w:t>
             </w:r>
           </w:p>
         </w:tc>
@@ -1074,6 +1115,7 @@
             <w:r>
               <w:rPr>
                 <w:rFonts w:ascii="Times New Roman" w:hAnsi="Times New Roman"/>
+                <w:i w:val="0"/>
                 <w:sz w:val="17"/>
               </w:rPr>
               <w:t>Jejunal position</w:t>
@@ -1098,6 +1140,7 @@
             <w:r>
               <w:rPr>
                 <w:rFonts w:ascii="Times New Roman" w:hAnsi="Times New Roman"/>
+                <w:i w:val="0"/>
                 <w:sz w:val="17"/>
               </w:rPr>
               <w:t>206 (70.3)</w:t>
@@ -1122,6 +1165,7 @@
             <w:r>
               <w:rPr>
                 <w:rFonts w:ascii="Times New Roman" w:hAnsi="Times New Roman"/>
+                <w:i w:val="0"/>
                 <w:sz w:val="17"/>
               </w:rPr>
               <w:t>193/206 (94%)</w:t>
@@ -1146,6 +1190,7 @@
             <w:r>
               <w:rPr>
                 <w:rFonts w:ascii="Times New Roman" w:hAnsi="Times New Roman"/>
+                <w:i w:val="0"/>
                 <w:sz w:val="17"/>
               </w:rPr>
               <w:t>37/87 (43%)</w:t>
@@ -1172,9 +1217,10 @@
             <w:r>
               <w:rPr>
                 <w:rFonts w:ascii="Times New Roman" w:hAnsi="Times New Roman"/>
+                <w:i w:val="0"/>
                 <w:sz w:val="17"/>
               </w:rPr>
-              <w:t>Upper gastrointestinal series (n=293)</w:t>
+              <w:t>UGI series (n=293)</w:t>
             </w:r>
           </w:p>
         </w:tc>
@@ -1196,6 +1242,7 @@
             <w:r>
               <w:rPr>
                 <w:rFonts w:ascii="Times New Roman" w:hAnsi="Times New Roman"/>
+                <w:i w:val="0"/>
                 <w:sz w:val="17"/>
               </w:rPr>
               <w:t>Cecal position</w:t>
@@ -1220,6 +1267,7 @@
             <w:r>
               <w:rPr>
                 <w:rFonts w:ascii="Times New Roman" w:hAnsi="Times New Roman"/>
+                <w:i w:val="0"/>
                 <w:sz w:val="17"/>
               </w:rPr>
               <w:t>196 (66.9)</w:t>
@@ -1244,6 +1292,7 @@
             <w:r>
               <w:rPr>
                 <w:rFonts w:ascii="Times New Roman" w:hAnsi="Times New Roman"/>
+                <w:i w:val="0"/>
                 <w:sz w:val="17"/>
               </w:rPr>
               <w:t>176/196 (90%)</w:t>
@@ -1268,6 +1317,7 @@
             <w:r>
               <w:rPr>
                 <w:rFonts w:ascii="Times New Roman" w:hAnsi="Times New Roman"/>
+                <w:i w:val="0"/>
                 <w:sz w:val="17"/>
               </w:rPr>
               <w:t>54/97 (56%)</w:t>
@@ -1294,9 +1344,10 @@
             <w:r>
               <w:rPr>
                 <w:rFonts w:ascii="Times New Roman" w:hAnsi="Times New Roman"/>
+                <w:i w:val="0"/>
                 <w:sz w:val="17"/>
               </w:rPr>
-              <w:t>Upper gastrointestinal series (n=293)</w:t>
+              <w:t>UGI series (n=293)</w:t>
             </w:r>
           </w:p>
         </w:tc>
@@ -1318,6 +1369,7 @@
             <w:r>
               <w:rPr>
                 <w:rFonts w:ascii="Times New Roman" w:hAnsi="Times New Roman"/>
+                <w:i w:val="0"/>
                 <w:sz w:val="17"/>
               </w:rPr>
               <w:t>Whole-gastrointestinal study</w:t>
@@ -1342,6 +1394,7 @@
             <w:r>
               <w:rPr>
                 <w:rFonts w:ascii="Times New Roman" w:hAnsi="Times New Roman"/>
+                <w:i w:val="0"/>
                 <w:sz w:val="17"/>
               </w:rPr>
               <w:t>278 (94.9)</w:t>
@@ -1366,6 +1419,7 @@
             <w:r>
               <w:rPr>
                 <w:rFonts w:ascii="Times New Roman" w:hAnsi="Times New Roman"/>
+                <w:i w:val="0"/>
                 <w:sz w:val="17"/>
               </w:rPr>
               <w:t>217/278 (78%)</w:t>
@@ -1390,6 +1444,7 @@
             <w:r>
               <w:rPr>
                 <w:rFonts w:ascii="Times New Roman" w:hAnsi="Times New Roman"/>
+                <w:i w:val="0"/>
                 <w:sz w:val="17"/>
               </w:rPr>
               <w:t>13/15 (87%)</w:t>
@@ -1416,9 +1471,10 @@
             <w:r>
               <w:rPr>
                 <w:rFonts w:ascii="Times New Roman" w:hAnsi="Times New Roman"/>
+                <w:i w:val="0"/>
                 <w:sz w:val="17"/>
               </w:rPr>
-              <w:t>Upper gastrointestinal series (n=293)</w:t>
+              <w:t>UGI series (n=293)</w:t>
             </w:r>
           </w:p>
         </w:tc>
@@ -1440,6 +1496,7 @@
             <w:r>
               <w:rPr>
                 <w:rFonts w:ascii="Times New Roman" w:hAnsi="Times New Roman"/>
+                <w:i w:val="0"/>
                 <w:sz w:val="17"/>
               </w:rPr>
               <w:t>Barium used</w:t>
@@ -1464,6 +1521,7 @@
             <w:r>
               <w:rPr>
                 <w:rFonts w:ascii="Times New Roman" w:hAnsi="Times New Roman"/>
+                <w:i w:val="0"/>
                 <w:sz w:val="17"/>
               </w:rPr>
               <w:t>17 (5.8)</w:t>
@@ -1488,6 +1546,7 @@
             <w:r>
               <w:rPr>
                 <w:rFonts w:ascii="Times New Roman" w:hAnsi="Times New Roman"/>
+                <w:i w:val="0"/>
                 <w:sz w:val="17"/>
               </w:rPr>
               <w:t>16/17 (94%)</w:t>
@@ -1512,6 +1571,7 @@
             <w:r>
               <w:rPr>
                 <w:rFonts w:ascii="Times New Roman" w:hAnsi="Times New Roman"/>
+                <w:i w:val="0"/>
                 <w:sz w:val="17"/>
               </w:rPr>
               <w:t>214/276 (78%)</w:t>

--- a/JACR_Supplement_3_CT_and_UGI_content_audit.docx
+++ b/JACR_Supplement_3_CT_and_UGI_content_audit.docx
@@ -1590,7 +1590,7 @@
         <w:spacing w:after="160"/>
       </w:pPr>
       <w:r>
-        <w:t>Content was coded from the findings and conclusion text of each index examination episode using the patterns in Supplement 1, Section H. Detection percentages are report-level detection among surgically confirmed children, conditional on whether the element was documented. Unlike the ultrasound items, which were coded by two readers (Supplement 1, Section K), these patterns were not checked against a manual reading. The CT row "Duodenum mentioned" counts any mention of the duodenum in the report text and is not a record that duodenal position was assessed. As with the ultrasound audit in the main manuscript, these are associations within routine reports and are not adjusted for indication, age or era: a report describing a mesenteric whirl is likely to conclude that malrotation is present. The tabulation is informative for how often each element was documented, not for the strength of these associations.</w:t>
+        <w:t>Content was coded from the findings and conclusion text of each index examination episode using the patterns in Supplement 1, Section H. The detection percentages are report-level detection among surgically confirmed children, conditional on whether the element was documented. Unlike the ultrasound items, which were coded by two readers (Supplement 1, Section K), these patterns were not checked against a manual reading. The CT row "Duodenum mentioned" counts any mention of the duodenum in the report text and does not show that duodenal position was assessed. As in the ultrasound audit in the main manuscript, these are associations within routine reports and are not adjusted for indication, age or era: a report that describes a mesenteric whirl is likely to conclude that malrotation is present. The tabulation shows how often each element was documented; it does not measure the strength of these associations.</w:t>
       </w:r>
     </w:p>
     <w:p>
@@ -1598,7 +1598,7 @@
         <w:spacing w:after="160"/>
       </w:pPr>
       <w:r>
-        <w:t>Two features of these reports bear on the ultrasound findings. The upper gastrointestinal series was the only modality whose routine reports documented the duodenojejunal junction, the anatomical landmark that defines malrotation, in about half of examinations (51.9%), and jejunal position in 70.3%. The mesenteric whirl was documented in only 36.7% of CT examinations, and contrast enhancement, which renders the whirl visible, was used in only 16.0%; together these account for most of the observed CT detection rate.</w:t>
+        <w:t>Two features of these reports are relevant to the ultrasound findings. The upper gastrointestinal series was the only modality whose routine reports documented the duodenojejunal junction, the anatomical landmark that defines malrotation, in about half of examinations (51.9%), and jejunal position in 70.3%. The mesenteric whirl was documented in only 36.7% of CT examinations, and contrast enhancement, which renders the whirl visible, was used in only 16.0%; together these account for most of the observed CT detection rate.</w:t>
       </w:r>
     </w:p>
     <w:sectPr>

--- a/JACR_Supplement_3_CT_and_UGI_content_audit.docx
+++ b/JACR_Supplement_3_CT_and_UGI_content_audit.docx
@@ -16,7 +16,7 @@
         <w:spacing w:after="160"/>
       </w:pPr>
       <w:r>
-        <w:t>Supplement to the same manuscript.</w:t>
+        <w:t>Supplement to: "Routine Ultrasound Reports for Pediatric Intestinal Malrotation Rarely Document Duodenal Landmarks: A Single-Center Audit"</w:t>
       </w:r>
     </w:p>
     <w:p>
@@ -27,7 +27,7 @@
         <w:rPr>
           <w:b/>
         </w:rPr>
-        <w:t>Table S8. Documented content of the CT and upper gastrointestinal series index examinations</w:t>
+        <w:t>Table S18. Documented content of the CT and upper gastrointestinal series index examinations</w:t>
       </w:r>
     </w:p>
     <w:tbl>
@@ -1598,7 +1598,7 @@
         <w:spacing w:after="160"/>
       </w:pPr>
       <w:r>
-        <w:t>Two features of these reports are relevant to the ultrasound findings. The upper gastrointestinal series was the only modality whose routine reports documented the duodenojejunal junction, the anatomical landmark that defines malrotation, in about half of examinations (51.9%), and jejunal position in 70.3%. The mesenteric whirl was documented in only 36.7% of CT examinations, and contrast enhancement, which renders the whirl visible, was used in only 16.0%; together these account for most of the observed CT detection rate.</w:t>
+        <w:t>Two features of these reports are relevant to the ultrasound findings. The upper gastrointestinal series was the only modality whose routine reports documented the duodenojejunal junction, the anatomical landmark that defines malrotation, in about half of examinations (51.9%), and jejunal position in 70.3%. The mesenteric whirl was documented in only 36.7% of CT examinations, and contrast enhancement was used in only 16.0%. Almost all CT reports that described a mesenteric whirl were classified as positive (Table S18), but only about one in three CT reports described one.</w:t>
       </w:r>
     </w:p>
     <w:sectPr>
